--- a/resources/templates/tpl_draft_cover.docx
+++ b/resources/templates/tpl_draft_cover.docx
@@ -1,430 +1,7 @@
 
-<file path=word/document.xml><?xml version="1.0" encoding="utf-8"?>
-<w:document xmlns:wpc="http://schemas.microsoft.com/office/word/2010/wordprocessingCanvas" xmlns:mc="http://schemas.openxmlformats.org/markup-compatibility/2006" xmlns:o="urn:schemas-microsoft-com:office:office" xmlns:r="http://schemas.openxmlformats.org/officeDocument/2006/relationships" xmlns:m="http://schemas.openxmlformats.org/officeDocument/2006/math" xmlns:v="urn:schemas-microsoft-com:vml" xmlns:wp14="http://schemas.microsoft.com/office/word/2010/wordprocessingDrawing" xmlns:wp="http://schemas.openxmlformats.org/drawingml/2006/wordprocessingDrawing" xmlns:w="http://schemas.openxmlformats.org/wordprocessingml/2006/main" xmlns:w14="http://schemas.microsoft.com/office/word/2010/wordml" xmlns:w10="urn:schemas-microsoft-com:office:word" xmlns:w15="http://schemas.microsoft.com/office/word/2012/wordml" xmlns:wpg="http://schemas.microsoft.com/office/word/2010/wordprocessingGroup" xmlns:wpi="http://schemas.microsoft.com/office/word/2010/wordprocessingInk" xmlns:wne="http://schemas.microsoft.com/office/word/2006/wordml" xmlns:wps="http://schemas.microsoft.com/office/word/2010/wordprocessingShape" xmlns:wpsCustomData="http://www.wps.cn/officeDocument/2013/wpsCustomData" mc:Ignorable="w14 w15 wp14">
-  <w:body>
-    <w:p>
-      <w:pPr>
-        <w:jc w:val="both"/>
-        <w:rPr>
-          <w:rFonts w:hint="eastAsia" w:ascii="宋体" w:hAnsi="宋体"/>
-          <w:sz w:val="48"/>
-          <w:szCs w:val="48"/>
-          <w:lang w:val="en-US" w:eastAsia="zh-CN"/>
-        </w:rPr>
-      </w:pPr>
-    </w:p>
-    <w:p>
-      <w:pPr>
-        <w:jc w:val="both"/>
-        <w:rPr>
-          <w:rFonts w:hint="default" w:ascii="宋体" w:hAnsi="宋体"/>
-          <w:sz w:val="48"/>
-          <w:szCs w:val="48"/>
-          <w:lang w:val="en-US" w:eastAsia="zh-CN"/>
-        </w:rPr>
-      </w:pPr>
-      <w:bookmarkStart w:id="0" w:name="_GoBack"/>
-      <w:bookmarkEnd w:id="0"/>
-      <w:r>
-        <w:rPr>
-          <w:rFonts w:hint="eastAsia" w:ascii="宋体" w:hAnsi="宋体"/>
-          <w:sz w:val="48"/>
-          <w:szCs w:val="48"/>
-          <w:lang w:val="en-US" w:eastAsia="zh-CN"/>
-        </w:rPr>
-        <w:t>中共科尔沁右翼前旗委审计委员会办公室</w:t>
-      </w:r>
-    </w:p>
-    <w:p>
-      <w:pPr>
-        <w:jc w:val="center"/>
-        <w:rPr>
-          <w:rFonts w:hint="eastAsia" w:ascii="宋体" w:hAnsi="宋体"/>
-          <w:sz w:val="48"/>
-          <w:szCs w:val="48"/>
-        </w:rPr>
-      </w:pPr>
-      <w:r>
-        <w:rPr>
-          <w:rFonts w:hint="eastAsia" w:ascii="宋体" w:hAnsi="宋体"/>
-          <w:sz w:val="48"/>
-          <w:szCs w:val="48"/>
-          <w:lang w:val="en-US" w:eastAsia="zh-CN"/>
-        </w:rPr>
-        <w:t>科尔沁右翼前旗</w:t>
-      </w:r>
-      <w:r>
-        <w:rPr>
-          <w:rFonts w:hint="eastAsia" w:ascii="宋体" w:hAnsi="宋体"/>
-          <w:sz w:val="48"/>
-          <w:szCs w:val="48"/>
-        </w:rPr>
-        <w:t>审计局</w:t>
-      </w:r>
-    </w:p>
-    <w:p>
-      <w:pPr>
-        <w:rPr>
-          <w:rFonts w:hint="eastAsia" w:ascii="楷体_GB2312" w:eastAsia="楷体_GB2312"/>
-          <w:sz w:val="32"/>
-        </w:rPr>
-      </w:pPr>
-    </w:p>
-    <w:p>
-      <w:pPr>
-        <w:jc w:val="center"/>
-        <w:rPr>
-          <w:rFonts w:hint="eastAsia" w:ascii="楷体_GB2312" w:eastAsia="楷体_GB2312"/>
-          <w:sz w:val="32"/>
-        </w:rPr>
-      </w:pPr>
-    </w:p>
-    <w:p>
-      <w:pPr>
-        <w:jc w:val="center"/>
-        <w:rPr>
-          <w:rFonts w:hint="eastAsia" w:ascii="宋体" w:hAnsi="宋体"/>
-          <w:b/>
-          <w:sz w:val="84"/>
-          <w:szCs w:val="84"/>
-        </w:rPr>
-      </w:pPr>
-      <w:r>
-        <w:rPr>
-          <w:rFonts w:hint="eastAsia" w:ascii="宋体" w:hAnsi="宋体"/>
-          <w:b/>
-          <w:sz w:val="84"/>
-          <w:szCs w:val="84"/>
-        </w:rPr>
-        <w:t>审  计  报  告</w:t>
-      </w:r>
-    </w:p>
-    <w:p>
-      <w:pPr>
-        <w:jc w:val="center"/>
-        <w:rPr>
-          <w:rFonts w:hint="eastAsia" w:ascii="楷体_GB2312" w:eastAsia="楷体_GB2312"/>
-          <w:sz w:val="32"/>
-        </w:rPr>
-      </w:pPr>
-    </w:p>
-    <w:p>
-      <w:pPr>
-        <w:jc w:val="center"/>
-        <w:rPr>
-          <w:rFonts w:hint="eastAsia" w:ascii="楷体_GB2312" w:eastAsia="楷体_GB2312"/>
-          <w:sz w:val="32"/>
-          <w:szCs w:val="32"/>
-        </w:rPr>
-      </w:pPr>
-      <w:r>
-        <w:rPr>
-          <w:rFonts w:hint="eastAsia" w:ascii="楷体_GB2312" w:eastAsia="楷体_GB2312"/>
-          <w:bCs/>
-          <w:sz w:val="32"/>
-          <w:szCs w:val="32"/>
-        </w:rPr>
-        <w:t>（</w:t>
-      </w:r>
-      <w:r>
-        <w:rPr>
-          <w:rFonts w:hint="eastAsia" w:ascii="楷体_GB2312" w:eastAsia="楷体_GB2312"/>
-          <w:bCs/>
-          <w:sz w:val="32"/>
-          <w:szCs w:val="32"/>
-          <w:lang w:val="en-US" w:eastAsia="zh-CN"/>
-        </w:rPr>
-        <w:t>代拟</w:t>
-      </w:r>
-      <w:r>
-        <w:rPr>
-          <w:rFonts w:hint="eastAsia" w:ascii="楷体_GB2312" w:eastAsia="楷体_GB2312"/>
-          <w:bCs/>
-          <w:sz w:val="32"/>
-          <w:szCs w:val="32"/>
-        </w:rPr>
-        <w:t>稿）</w:t>
-      </w:r>
-    </w:p>
-    <w:p>
-      <w:pPr>
-        <w:jc w:val="center"/>
-        <w:rPr>
-          <w:rFonts w:hint="eastAsia" w:ascii="楷体_GB2312" w:eastAsia="楷体_GB2312"/>
-          <w:b/>
-          <w:bCs/>
-          <w:sz w:val="36"/>
-        </w:rPr>
-      </w:pPr>
-    </w:p>
-    <w:p>
-      <w:pPr>
-        <w:rPr>
-          <w:rFonts w:hint="eastAsia" w:ascii="楷体_GB2312" w:eastAsia="楷体_GB2312"/>
-          <w:b/>
-          <w:bCs/>
-          <w:sz w:val="32"/>
-        </w:rPr>
-      </w:pPr>
-    </w:p>
-    <w:p>
-      <w:pPr>
-        <w:rPr>
-          <w:rFonts w:hint="eastAsia" w:ascii="楷体_GB2312" w:eastAsia="楷体_GB2312"/>
-          <w:b/>
-          <w:bCs/>
-          <w:sz w:val="32"/>
-        </w:rPr>
-      </w:pPr>
-    </w:p>
-    <w:p>
-      <w:pPr>
-        <w:rPr>
-          <w:rFonts w:hint="eastAsia" w:ascii="楷体_GB2312" w:eastAsia="楷体_GB2312"/>
-          <w:b/>
-          <w:bCs/>
-          <w:sz w:val="32"/>
-        </w:rPr>
-      </w:pPr>
-    </w:p>
-    <w:p>
-      <w:pPr>
-        <w:rPr>
-          <w:rFonts w:hint="eastAsia" w:ascii="楷体_GB2312" w:eastAsia="楷体_GB2312"/>
-          <w:b/>
-          <w:bCs/>
-          <w:sz w:val="32"/>
-        </w:rPr>
-      </w:pPr>
-    </w:p>
-    <w:p>
-      <w:pPr>
-        <w:rPr>
-          <w:rFonts w:hint="eastAsia" w:ascii="楷体_GB2312" w:eastAsia="楷体_GB2312"/>
-          <w:b/>
-          <w:bCs/>
-          <w:sz w:val="32"/>
-        </w:rPr>
-      </w:pPr>
-    </w:p>
-    <w:p>
-      <w:pPr>
-        <w:ind w:firstLine="1606" w:firstLineChars="500"/>
-        <w:rPr>
-          <w:rFonts w:hint="eastAsia" w:ascii="楷体_GB2312" w:eastAsia="楷体_GB2312"/>
-          <w:b/>
-          <w:bCs/>
-          <w:sz w:val="32"/>
-        </w:rPr>
-      </w:pPr>
-    </w:p>
-    <w:p>
-      <w:pPr>
-        <w:keepNext w:val="0"/>
-        <w:keepLines w:val="0"/>
-        <w:pageBreakBefore w:val="0"/>
-        <w:widowControl w:val="0"/>
-        <w:kinsoku/>
-        <w:wordWrap/>
-        <w:overflowPunct/>
-        <w:topLinePunct w:val="0"/>
-        <w:autoSpaceDE/>
-        <w:autoSpaceDN/>
-        <w:bidi w:val="0"/>
-        <w:adjustRightInd w:val="0"/>
-        <w:snapToGrid w:val="0"/>
-        <w:spacing w:line="579" w:lineRule="exact"/>
-        <w:ind w:left="0" w:leftChars="0" w:right="0" w:rightChars="0" w:firstLine="964" w:firstLineChars="300"/>
-        <w:jc w:val="both"/>
-        <w:textAlignment w:val="auto"/>
-        <w:outlineLvl w:val="9"/>
-        <w:rPr>
-          <w:rFonts w:hint="eastAsia" w:ascii="Times New Roman" w:hAnsi="Times New Roman" w:eastAsia="楷体_GB2312" w:cs="Times New Roman"/>
-          <w:color w:val="auto"/>
-          <w:kern w:val="2"/>
-          <w:sz w:val="32"/>
-          <w:szCs w:val="22"/>
-          <w:lang w:val="en-US" w:eastAsia="zh-CN" w:bidi="ar-SA"/>
-        </w:rPr>
-      </w:pPr>
-      <w:r>
-        <w:rPr>
-          <w:rFonts w:hint="eastAsia"/>
-          <w:b/>
-          <w:color w:val="auto"/>
-          <w:sz w:val="32"/>
-          <w:szCs w:val="32"/>
-        </w:rPr>
-        <w:t>被 审 计 单 位：</w:t>
-      </w:r>
-    </w:p>
-    <w:p>
-      <w:pPr>
-        <w:keepNext w:val="0"/>
-        <w:keepLines w:val="0"/>
-        <w:pageBreakBefore w:val="0"/>
-        <w:widowControl w:val="0"/>
-        <w:tabs>
-          <w:tab w:val="left" w:pos="900"/>
-          <w:tab w:val="left" w:pos="3150"/>
-          <w:tab w:val="left" w:pos="7875"/>
-          <w:tab w:val="left" w:pos="8505"/>
-        </w:tabs>
-        <w:kinsoku/>
-        <w:wordWrap/>
-        <w:overflowPunct/>
-        <w:topLinePunct w:val="0"/>
-        <w:autoSpaceDE/>
-        <w:autoSpaceDN/>
-        <w:bidi w:val="0"/>
-        <w:adjustRightInd w:val="0"/>
-        <w:snapToGrid w:val="0"/>
-        <w:spacing w:line="579" w:lineRule="exact"/>
-        <w:ind w:left="0" w:leftChars="0" w:right="0" w:rightChars="0" w:firstLine="0" w:firstLineChars="0"/>
-        <w:textAlignment w:val="auto"/>
-        <w:outlineLvl w:val="9"/>
-        <w:rPr>
-          <w:rFonts w:hint="default" w:ascii="Times New Roman" w:hAnsi="Times New Roman" w:cs="Times New Roman"/>
-          <w:color w:val="auto"/>
-          <w:sz w:val="32"/>
-          <w:szCs w:val="32"/>
-          <w:lang w:val="en-US"/>
-        </w:rPr>
-      </w:pPr>
-      <w:r>
-        <w:rPr>
-          <w:rFonts w:hint="eastAsia"/>
-          <w:color w:val="auto"/>
-          <w:sz w:val="32"/>
-          <w:szCs w:val="32"/>
-        </w:rPr>
-        <w:t xml:space="preserve">  </w:t>
-      </w:r>
-      <w:r>
-        <w:rPr>
-          <w:color w:val="auto"/>
-          <w:sz w:val="32"/>
-          <w:szCs w:val="32"/>
-        </w:rPr>
-        <w:t xml:space="preserve">    </w:t>
-      </w:r>
-      <w:r>
-        <w:rPr>
-          <w:rFonts w:hint="eastAsia" w:ascii="宋体" w:hAnsi="宋体" w:eastAsia="宋体" w:cs="宋体"/>
-          <w:b/>
-          <w:bCs w:val="0"/>
-          <w:color w:val="auto"/>
-          <w:kern w:val="2"/>
-          <w:sz w:val="32"/>
-          <w:szCs w:val="24"/>
-          <w:lang w:val="en-US" w:eastAsia="zh-CN" w:bidi="ar-SA"/>
-        </w:rPr>
-        <w:t>被审计领导干部（人员）：</w:t>
-      </w:r>
-    </w:p>
-    <w:p>
-      <w:pPr>
-        <w:keepNext w:val="0"/>
-        <w:keepLines w:val="0"/>
-        <w:pageBreakBefore w:val="0"/>
-        <w:widowControl w:val="0"/>
-        <w:tabs>
-          <w:tab w:val="left" w:pos="900"/>
-          <w:tab w:val="left" w:pos="3150"/>
-          <w:tab w:val="left" w:pos="7875"/>
-          <w:tab w:val="left" w:pos="8505"/>
-        </w:tabs>
-        <w:kinsoku/>
-        <w:wordWrap/>
-        <w:overflowPunct/>
-        <w:topLinePunct w:val="0"/>
-        <w:autoSpaceDE/>
-        <w:autoSpaceDN/>
-        <w:bidi w:val="0"/>
-        <w:adjustRightInd w:val="0"/>
-        <w:snapToGrid w:val="0"/>
-        <w:spacing w:line="579" w:lineRule="exact"/>
-        <w:ind w:left="0" w:leftChars="0" w:right="0" w:rightChars="0" w:firstLine="0" w:firstLineChars="0"/>
-        <w:textAlignment w:val="auto"/>
-        <w:outlineLvl w:val="9"/>
-        <w:rPr>
-          <w:rFonts w:hint="default" w:ascii="楷体_GB2312" w:hAnsi="楷体_GB2312" w:eastAsia="楷体_GB2312" w:cs="楷体_GB2312"/>
-          <w:bCs/>
-          <w:color w:val="auto"/>
-          <w:sz w:val="32"/>
-          <w:szCs w:val="24"/>
-          <w:lang w:val="en-US" w:eastAsia="zh-CN"/>
-        </w:rPr>
-      </w:pPr>
-      <w:r>
-        <w:rPr>
-          <w:rFonts w:hint="default" w:ascii="Times New Roman" w:hAnsi="Times New Roman" w:cs="Times New Roman"/>
-          <w:color w:val="auto"/>
-          <w:sz w:val="32"/>
-          <w:szCs w:val="32"/>
-        </w:rPr>
-        <w:t xml:space="preserve">      </w:t>
-      </w:r>
-      <w:r>
-        <w:rPr>
-          <w:rFonts w:hint="default" w:ascii="Times New Roman" w:hAnsi="Times New Roman" w:cs="Times New Roman"/>
-          <w:b/>
-          <w:color w:val="auto"/>
-          <w:sz w:val="32"/>
-          <w:szCs w:val="32"/>
-        </w:rPr>
-        <w:t>审  计  项  目：</w:t>
-      </w:r>
-    </w:p>
-    <w:p>
-      <w:pPr>
-        <w:keepNext w:val="0"/>
-        <w:keepLines w:val="0"/>
-        <w:pageBreakBefore w:val="0"/>
-        <w:widowControl w:val="0"/>
-        <w:tabs>
-          <w:tab w:val="left" w:pos="3360"/>
-          <w:tab w:val="left" w:pos="3520"/>
-          <w:tab w:val="left" w:pos="3680"/>
-        </w:tabs>
-        <w:kinsoku/>
-        <w:wordWrap/>
-        <w:overflowPunct/>
-        <w:topLinePunct w:val="0"/>
-        <w:autoSpaceDE/>
-        <w:autoSpaceDN/>
-        <w:bidi w:val="0"/>
-        <w:adjustRightInd w:val="0"/>
-        <w:snapToGrid w:val="0"/>
-        <w:spacing w:line="579" w:lineRule="exact"/>
-        <w:ind w:left="0" w:leftChars="0" w:right="0" w:rightChars="0" w:firstLine="640" w:firstLineChars="200"/>
-        <w:jc w:val="both"/>
-        <w:textAlignment w:val="auto"/>
-        <w:outlineLvl w:val="9"/>
-        <w:rPr>
-          <w:rFonts w:hint="eastAsia" w:ascii="仿宋_GB2312" w:hAnsi="仿宋_GB2312" w:eastAsia="仿宋_GB2312" w:cs="仿宋_GB2312"/>
-          <w:b w:val="0"/>
-          <w:bCs w:val="0"/>
-          <w:i w:val="0"/>
-          <w:iCs w:val="0"/>
-          <w:snapToGrid/>
-          <w:color w:val="auto"/>
-          <w:kern w:val="2"/>
-          <w:sz w:val="32"/>
-          <w:szCs w:val="32"/>
-          <w:lang w:val="en-US" w:eastAsia="zh-CN" w:bidi="ar-SA"/>
-        </w:rPr>
-      </w:pPr>
-    </w:p>
-    <w:p/>
-    <w:sectPr>
-      <w:pgSz w:w="11906" w:h="16838"/>
-      <w:pgMar w:top="1440" w:right="1576" w:bottom="1440" w:left="1689" w:header="851" w:footer="992" w:gutter="0"/>
-      <w:cols w:space="425" w:num="1"/>
-      <w:docGrid w:type="lines" w:linePitch="312" w:charSpace="0"/>
-    </w:sectPr>
-  </w:body>
-</w:document>
+<file path=word/document.xml><?xml version="1.0" encoding="UTF-8" standalone="yes"?>
+<w:document xmlns:wpc="http://schemas.microsoft.com/office/word/2010/wordprocessingCanvas" xmlns:mc="http://schemas.openxmlformats.org/markup-compatibility/2006" xmlns:o="urn:schemas-microsoft-com:office:office" xmlns:r="http://schemas.openxmlformats.org/officeDocument/2006/relationships" xmlns:m="http://schemas.openxmlformats.org/officeDocument/2006/math" xmlns:v="urn:schemas-microsoft-com:vml" xmlns:wp14="http://schemas.microsoft.com/office/word/2010/wordprocessingDrawing" xmlns:wp="http://schemas.openxmlformats.org/drawingml/2006/wordprocessingDrawing" xmlns:w="http://schemas.openxmlformats.org/wordprocessingml/2006/main" xmlns:w14="http://schemas.microsoft.com/office/word/2010/wordml" xmlns:w10="urn:schemas-microsoft-com:office:word" xmlns:w15="http://schemas.microsoft.com/office/word/2012/wordml" xmlns:wpg="http://schemas.microsoft.com/office/word/2010/wordprocessingGroup" xmlns:wpi="http://schemas.microsoft.com/office/word/2010/wordprocessingInk" xmlns:wne="http://schemas.microsoft.com/office/word/2006/wordml" xmlns:wps="http://schemas.microsoft.com/office/word/2010/wordprocessingShape" xmlns:wpsCustomData="http://www.wps.cn/officeDocument/2013/wpsCustomData" mc:Ignorable="w14 w15 wp14"><w:body><w:p><w:pPr><w:jc w:val="both"/><w:rPr><w:rFonts w:hint="eastAsia" w:ascii="宋体" w:hAnsi="宋体"/><w:sz w:val="48"/><w:szCs w:val="48"/><w:lang w:val="en-US" w:eastAsia="zh-CN"/></w:rPr></w:pPr></w:p><w:p><w:pPr><w:jc w:val="both"/><w:rPr><w:rFonts w:hint="default" w:ascii="宋体" w:hAnsi="宋体"/><w:sz w:val="48"/><w:szCs w:val="48"/><w:lang w:val="en-US" w:eastAsia="zh-CN"/></w:rPr></w:pPr><w:bookmarkStart w:id="0" w:name="_GoBack"/><w:bookmarkEnd w:id="0"/><w:r><w:rPr><w:rFonts w:hint="eastAsia" w:ascii="宋体" w:hAnsi="宋体"/><w:sz w:val="48"/><w:szCs w:val="48"/><w:lang w:val="en-US" w:eastAsia="zh-CN"/></w:rPr><w:t>中共科尔沁右翼前旗委审计委员会办公室</w:t></w:r></w:p><w:p><w:pPr><w:jc w:val="center"/><w:rPr><w:rFonts w:hint="eastAsia" w:ascii="宋体" w:hAnsi="宋体"/><w:sz w:val="48"/><w:szCs w:val="48"/></w:rPr></w:pPr><w:r><w:rPr><w:rFonts w:hint="eastAsia" w:ascii="宋体" w:hAnsi="宋体"/><w:sz w:val="48"/><w:szCs w:val="48"/><w:lang w:val="en-US" w:eastAsia="zh-CN"/></w:rPr><w:t>科尔沁右翼前旗</w:t></w:r><w:r><w:rPr><w:rFonts w:hint="eastAsia" w:ascii="宋体" w:hAnsi="宋体"/><w:sz w:val="48"/><w:szCs w:val="48"/></w:rPr><w:t>审计局</w:t></w:r></w:p><w:p><w:pPr><w:rPr><w:rFonts w:hint="eastAsia" w:ascii="楷体_GB2312" w:eastAsia="楷体_GB2312"/><w:sz w:val="32"/></w:rPr></w:pPr></w:p><w:p><w:pPr><w:jc w:val="center"/><w:rPr><w:rFonts w:hint="eastAsia" w:ascii="楷体_GB2312" w:eastAsia="楷体_GB2312"/><w:sz w:val="32"/></w:rPr></w:pPr></w:p><w:p><w:pPr><w:jc w:val="center"/><w:rPr><w:rFonts w:hint="eastAsia" w:ascii="宋体" w:hAnsi="宋体"/><w:b/><w:sz w:val="84"/><w:szCs w:val="84"/></w:rPr></w:pPr><w:r><w:rPr><w:rFonts w:hint="eastAsia" w:ascii="宋体" w:hAnsi="宋体"/><w:b/><w:sz w:val="84"/><w:szCs w:val="84"/></w:rPr><w:t>审  计  报  告</w:t></w:r></w:p><w:p><w:pPr><w:jc w:val="center"/><w:rPr><w:rFonts w:hint="eastAsia" w:ascii="楷体_GB2312" w:eastAsia="楷体_GB2312"/><w:sz w:val="32"/></w:rPr></w:pPr></w:p><w:p><w:pPr><w:jc w:val="center"/><w:rPr><w:rFonts w:hint="eastAsia" w:ascii="楷体_GB2312" w:eastAsia="楷体_GB2312"/><w:sz w:val="32"/><w:szCs w:val="32"/></w:rPr></w:pPr><w:r><w:rPr><w:rFonts w:hint="eastAsia" w:ascii="楷体_GB2312" w:eastAsia="楷体_GB2312"/><w:bCs/><w:sz w:val="32"/><w:szCs w:val="32"/></w:rPr><w:t>（</w:t></w:r><w:r><w:rPr><w:rFonts w:hint="eastAsia" w:ascii="楷体_GB2312" w:eastAsia="楷体_GB2312"/><w:bCs/><w:sz w:val="32"/><w:szCs w:val="32"/><w:lang w:val="en-US" w:eastAsia="zh-CN"/></w:rPr><w:t>代拟</w:t></w:r><w:r><w:rPr><w:rFonts w:hint="eastAsia" w:ascii="楷体_GB2312" w:eastAsia="楷体_GB2312"/><w:bCs/><w:sz w:val="32"/><w:szCs w:val="32"/></w:rPr><w:t>稿）</w:t></w:r></w:p><w:p><w:pPr><w:jc w:val="center"/><w:rPr><w:rFonts w:hint="eastAsia" w:ascii="楷体_GB2312" w:eastAsia="楷体_GB2312"/><w:b/><w:bCs/><w:sz w:val="36"/></w:rPr></w:pPr></w:p><w:p><w:pPr><w:rPr><w:rFonts w:hint="eastAsia" w:ascii="楷体_GB2312" w:eastAsia="楷体_GB2312"/><w:b/><w:bCs/><w:sz w:val="32"/></w:rPr></w:pPr></w:p><w:p><w:pPr><w:rPr><w:rFonts w:hint="eastAsia" w:ascii="楷体_GB2312" w:eastAsia="楷体_GB2312"/><w:b/><w:bCs/><w:sz w:val="32"/></w:rPr></w:pPr></w:p><w:p><w:pPr><w:rPr><w:rFonts w:hint="eastAsia" w:ascii="楷体_GB2312" w:eastAsia="楷体_GB2312"/><w:b/><w:bCs/><w:sz w:val="32"/></w:rPr></w:pPr></w:p><w:p><w:pPr><w:rPr><w:rFonts w:hint="eastAsia" w:ascii="楷体_GB2312" w:eastAsia="楷体_GB2312"/><w:b/><w:bCs/><w:sz w:val="32"/></w:rPr></w:pPr></w:p><w:p><w:pPr><w:rPr><w:rFonts w:hint="eastAsia" w:ascii="楷体_GB2312" w:eastAsia="楷体_GB2312"/><w:b/><w:bCs/><w:sz w:val="32"/></w:rPr></w:pPr></w:p><w:p><w:pPr><w:ind w:firstLine="1606" w:firstLineChars="500"/><w:rPr><w:rFonts w:hint="eastAsia" w:ascii="楷体_GB2312" w:eastAsia="楷体_GB2312"/><w:b/><w:bCs/><w:sz w:val="32"/></w:rPr></w:pPr></w:p><w:p><w:pPr><w:keepNext w:val="0"/><w:keepLines w:val="0"/><w:pageBreakBefore w:val="0"/><w:widowControl w:val="0"/><w:kinsoku/><w:wordWrap/><w:overflowPunct/><w:topLinePunct w:val="0"/><w:autoSpaceDE/><w:autoSpaceDN/><w:bidi w:val="0"/><w:adjustRightInd w:val="0"/><w:snapToGrid w:val="0"/><w:spacing w:line="579" w:lineRule="exact"/><w:ind w:left="0" w:leftChars="0" w:right="0" w:rightChars="0" w:firstLine="964" w:firstLineChars="300"/><w:jc w:val="both"/><w:textAlignment w:val="auto"/><w:outlineLvl w:val="9"/><w:rPr><w:rFonts w:hint="eastAsia" w:ascii="Times New Roman" w:hAnsi="Times New Roman" w:eastAsia="楷体_GB2312" w:cs="Times New Roman"/><w:color w:val="auto"/><w:kern w:val="2"/><w:sz w:val="32"/><w:szCs w:val="22"/><w:lang w:val="en-US" w:eastAsia="zh-CN" w:bidi="ar-SA"/></w:rPr></w:pPr><w:r><w:rPr><w:rFonts w:hint="eastAsia"/><w:b/><w:color w:val="auto"/><w:sz w:val="32"/><w:szCs w:val="32"/></w:rPr><w:t>被 审 计 单 位：</w:t></w:r></w:p><w:p><w:pPr><w:keepNext w:val="0"/><w:keepLines w:val="0"/><w:pageBreakBefore w:val="0"/><w:widowControl w:val="0"/><w:tabs><w:tab w:val="left" w:pos="900"/><w:tab w:val="left" w:pos="3150"/><w:tab w:val="left" w:pos="7875"/><w:tab w:val="left" w:pos="8505"/></w:tabs><w:kinsoku/><w:wordWrap/><w:overflowPunct/><w:topLinePunct w:val="0"/><w:autoSpaceDE/><w:autoSpaceDN/><w:bidi w:val="0"/><w:adjustRightInd w:val="0"/><w:snapToGrid w:val="0"/><w:spacing w:line="579" w:lineRule="exact"/><w:ind w:left="0" w:leftChars="0" w:right="0" w:rightChars="0" w:firstLine="0" w:firstLineChars="0"/><w:textAlignment w:val="auto"/><w:outlineLvl w:val="9"/><w:rPr><w:rFonts w:hint="default" w:ascii="Times New Roman" w:hAnsi="Times New Roman" w:cs="Times New Roman"/><w:color w:val="auto"/><w:sz w:val="32"/><w:szCs w:val="32"/><w:lang w:val="en-US"/></w:rPr></w:pPr><w:r><w:rPr><w:rFonts w:hint="eastAsia"/><w:color w:val="auto"/><w:sz w:val="32"/><w:szCs w:val="32"/></w:rPr><w:t xml:space="preserve">  </w:t></w:r><w:r><w:rPr><w:color w:val="auto"/><w:sz w:val="32"/><w:szCs w:val="32"/></w:rPr><w:t xml:space="preserve">    </w:t></w:r><w:r><w:rPr><w:rFonts w:hint="eastAsia" w:ascii="宋体" w:hAnsi="宋体" w:eastAsia="宋体" w:cs="宋体"/><w:b/><w:bCs w:val="0"/><w:color w:val="auto"/><w:kern w:val="2"/><w:sz w:val="32"/><w:szCs w:val="24"/><w:lang w:val="en-US" w:eastAsia="zh-CN" w:bidi="ar-SA"/></w:rPr><w:t>被审计领导干部（人员）：</w:t></w:r></w:p><w:p><w:pPr><w:keepNext w:val="0"/><w:keepLines w:val="0"/><w:pageBreakBefore w:val="0"/><w:widowControl w:val="0"/><w:tabs><w:tab w:val="left" w:pos="900"/><w:tab w:val="left" w:pos="3150"/><w:tab w:val="left" w:pos="7875"/><w:tab w:val="left" w:pos="8505"/></w:tabs><w:kinsoku/><w:wordWrap/><w:overflowPunct/><w:topLinePunct w:val="0"/><w:autoSpaceDE/><w:autoSpaceDN/><w:bidi w:val="0"/><w:adjustRightInd w:val="0"/><w:snapToGrid w:val="0"/><w:spacing w:line="579" w:lineRule="exact"/><w:ind w:left="0" w:leftChars="0" w:right="0" w:rightChars="0" w:firstLine="0" w:firstLineChars="0"/><w:textAlignment w:val="auto"/><w:outlineLvl w:val="9"/><w:rPr><w:rFonts w:hint="default" w:ascii="楷体_GB2312" w:hAnsi="楷体_GB2312" w:eastAsia="楷体_GB2312" w:cs="楷体_GB2312"/><w:bCs/><w:color w:val="auto"/><w:sz w:val="32"/><w:szCs w:val="24"/><w:lang w:val="en-US" w:eastAsia="zh-CN"/></w:rPr></w:pPr><w:r><w:rPr><w:rFonts w:hint="default" w:ascii="Times New Roman" w:hAnsi="Times New Roman" w:cs="Times New Roman"/><w:color w:val="auto"/><w:sz w:val="32"/><w:szCs w:val="32"/></w:rPr><w:t xml:space="preserve">      </w:t></w:r><w:r><w:rPr><w:rFonts w:hint="default" w:ascii="Times New Roman" w:hAnsi="Times New Roman" w:cs="Times New Roman"/><w:b/><w:color w:val="auto"/><w:sz w:val="32"/><w:szCs w:val="32"/></w:rPr><w:t>审  计  项  目：</w:t></w:r></w:p>
+<w:p><w:r><w:rPr><w:rFonts w:hint="default" w:eastAsia="仿宋"/><w:sz w:val="28"/></w:rPr><w:t>{content}</w:t></w:r></w:p></w:p><w:p><w:pPr><w:keepNext w:val="0"/><w:keepLines w:val="0"/><w:pageBreakBefore w:val="0"/><w:widowControl w:val="0"/><w:tabs><w:tab w:val="left" w:pos="3360"/><w:tab w:val="left" w:pos="3520"/><w:tab w:val="left" w:pos="3680"/></w:tabs><w:kinsoku/><w:wordWrap/><w:overflowPunct/><w:topLinePunct w:val="0"/><w:autoSpaceDE/><w:autoSpaceDN/><w:bidi w:val="0"/><w:adjustRightInd w:val="0"/><w:snapToGrid w:val="0"/><w:spacing w:line="579" w:lineRule="exact"/><w:ind w:left="0" w:leftChars="0" w:right="0" w:rightChars="0" w:firstLine="640" w:firstLineChars="200"/><w:jc w:val="both"/><w:textAlignment w:val="auto"/><w:outlineLvl w:val="9"/><w:rPr><w:rFonts w:hint="eastAsia" w:ascii="仿宋_GB2312" w:hAnsi="仿宋_GB2312" w:eastAsia="仿宋_GB2312" w:cs="仿宋_GB2312"/><w:b w:val="0"/><w:bCs w:val="0"/><w:i w:val="0"/><w:iCs w:val="0"/><w:snapToGrid/><w:color w:val="auto"/><w:kern w:val="2"/><w:sz w:val="32"/><w:szCs w:val="32"/><w:lang w:val="en-US" w:eastAsia="zh-CN" w:bidi="ar-SA"/></w:rPr></w:pPr></w:p><w:p/><w:sectPr><w:pgSz w:w="11906" w:h="16838"/><w:pgMar w:top="1440" w:right="1576" w:bottom="1440" w:left="1689" w:header="851" w:footer="992" w:gutter="0"/><w:cols w:space="425" w:num="1"/><w:docGrid w:type="lines" w:linePitch="312" w:charSpace="0"/></w:sectPr></w:body></w:document>
 </file>
 
 <file path=word/styles.xml><?xml version="1.0" encoding="utf-8"?>
